--- a/calles/0.- Sugerencias.docx
+++ b/calles/0.- Sugerencias.docx
@@ -11,14 +11,6 @@
           <w:szCs w:val="28"/>
         </w:rPr>
       </w:pPr>
-      <w:ins w:author="Juan Agu" w:id="0" w:date="2022-10-11T21:00:10Z">
-        <w:r>
-          <w:rPr>
-            <w:rtl w:val="0"/>
-          </w:rPr>
-          <w:t xml:space="preserve">E</w:t>
-        </w:r>
-      </w:ins>
       <w:r>
         <w:rPr>
           <w:sz w:val="28"/>
@@ -26,8 +18,23 @@
           <w:highlight w:val="cyan"/>
           <w:rtl w:val="0"/>
         </w:rPr>
-        <w:t xml:space="preserve">Escribid aquí debajo las sugerencias</w:t>
+        <w:t xml:space="preserve">Aquí podeis escribir las sugerencias al Callejero</w:t>
       </w:r>
+      <w:r>
+        <w:rPr>
+          <w:rtl w:val="0"/>
+        </w:rPr>
+      </w:r>
+    </w:p>
+    <w:p>
+      <w:pPr>
+        <w:pageBreakBefore w:val="0"/>
+        <w:jc w:val="center"/>
+        <w:rPr>
+          <w:sz w:val="28"/>
+          <w:szCs w:val="28"/>
+        </w:rPr>
+      </w:pPr>
       <w:r>
         <w:pict>
           <v:rect style="width:0.0pt;height:1.5pt" o:hr="t" o:hrstd="t" o:hralign="center" fillcolor="#A0A0A0" stroked="f"/>
@@ -50,259 +57,12 @@
       </w:pPr>
       <w:r>
         <w:rPr>
-          <w:sz w:val="28"/>
-          <w:szCs w:val="28"/>
           <w:rtl w:val="0"/>
         </w:rPr>
-        <w:t xml:space="preserve">Buenas chico, soy Raul. Estoy mirando callejero, la calle Francisco Ayala Garcia Duarte ha cambiado de direccion</w:t>
       </w:r>
     </w:p>
     <w:p>
       <w:pPr>
-        <w:pageBreakBefore w:val="0"/>
-        <w:jc w:val="both"/>
-        <w:rPr>
-          <w:sz w:val="28"/>
-          <w:szCs w:val="28"/>
-        </w:rPr>
-      </w:pPr>
-      <w:r>
-        <w:rPr>
-          <w:rtl w:val="0"/>
-        </w:rPr>
-      </w:r>
-    </w:p>
-    <w:p>
-      <w:pPr>
-        <w:jc w:val="both"/>
-        <w:rPr>
-          <w:ins w:author="Ernesto Rodríguez" w:id="2" w:date="2022-06-24T10:24:52Z"/>
-          <w:sz w:val="28"/>
-          <w:szCs w:val="28"/>
-        </w:rPr>
-      </w:pPr>
-      <w:ins w:author="Valentín Díaz Muñoz" w:id="1" w:date="2022-06-17T10:07:48Z">
-        <w:commentRangeStart w:id="0"/>
-        <w:commentRangeStart w:id="1"/>
-        <w:commentRangeStart w:id="2"/>
-        <w:r>
-          <w:rPr>
-            <w:sz w:val="28"/>
-            <w:szCs w:val="28"/>
-            <w:rtl w:val="0"/>
-          </w:rPr>
-          <w:t xml:space="preserve">El esquema superior de Almendros Aguilar, esta mal empieza en   nmz San Juan, en vez de .Juanito </w:t>
-        </w:r>
-      </w:ins>
-      <w:commentRangeEnd w:id="0"/>
-      <w:r>
-        <w:commentReference w:id="0"/>
-      </w:r>
-      <w:commentRangeEnd w:id="1"/>
-      <w:r>
-        <w:commentReference w:id="1"/>
-      </w:r>
-      <w:commentRangeEnd w:id="2"/>
-      <w:r>
-        <w:commentReference w:id="2"/>
-      </w:r>
-      <w:r>
-        <w:rPr>
-          <w:sz w:val="28"/>
-          <w:szCs w:val="28"/>
-          <w:rtl w:val="0"/>
-        </w:rPr>
-        <w:t xml:space="preserve">ñ…8? Ok.</w:t>
-      </w:r>
-      <w:ins w:author="Ernesto Rodríguez" w:id="2" w:date="2022-06-24T10:24:52Z">
-        <w:commentRangeStart w:id="3"/>
-        <w:r>
-          <w:rPr>
-            <w:rtl w:val="0"/>
-          </w:rPr>
-        </w:r>
-      </w:ins>
-    </w:p>
-    <w:p>
-      <w:pPr>
-        <w:jc w:val="both"/>
-        <w:rPr>
-          <w:ins w:author="Ernesto Rodríguez" w:id="2" w:date="2022-06-24T10:24:52Z"/>
-          <w:sz w:val="28"/>
-          <w:szCs w:val="28"/>
-        </w:rPr>
-      </w:pPr>
-      <w:ins w:author="Ernesto Rodríguez" w:id="2" w:date="2022-06-24T10:24:52Z">
-        <w:r>
-          <w:rPr>
-            <w:rtl w:val="0"/>
-          </w:rPr>
-        </w:r>
-      </w:ins>
-    </w:p>
-    <w:p>
-      <w:pPr>
-        <w:jc w:val="both"/>
-        <w:rPr>
-          <w:ins w:author="Ernesto Rodríguez" w:id="2" w:date="2022-06-24T10:24:52Z"/>
-          <w:sz w:val="28"/>
-          <w:szCs w:val="28"/>
-        </w:rPr>
-      </w:pPr>
-      <w:ins w:author="Ernesto Rodríguez" w:id="2" w:date="2022-06-24T10:24:52Z">
-        <w:r>
-          <w:rPr>
-            <w:sz w:val="28"/>
-            <w:szCs w:val="28"/>
-            <w:rtl w:val="0"/>
-          </w:rPr>
-          <w:t xml:space="preserve">Límites demarcación carretera</w:t>
-        </w:r>
-      </w:ins>
-    </w:p>
-    <w:p>
-      <w:pPr>
-        <w:jc w:val="both"/>
-        <w:rPr>
-          <w:ins w:author="Ernesto Rodríguez" w:id="2" w:date="2022-06-24T10:24:52Z"/>
-          <w:sz w:val="28"/>
-          <w:szCs w:val="28"/>
-        </w:rPr>
-      </w:pPr>
-      <w:ins w:author="Ernesto Rodríguez" w:id="2" w:date="2022-06-24T10:24:52Z">
-        <w:r>
-          <w:rPr>
-            <w:sz w:val="28"/>
-            <w:szCs w:val="28"/>
-            <w:rtl w:val="0"/>
-          </w:rPr>
-          <w:t xml:space="preserve">pilar plazon poner x en la foto alfredo kraus</w:t>
-        </w:r>
-      </w:ins>
-    </w:p>
-    <w:p>
-      <w:pPr>
-        <w:jc w:val="both"/>
-        <w:rPr>
-          <w:ins w:author="Ernesto Rodríguez" w:id="2" w:date="2022-06-24T10:24:52Z"/>
-          <w:sz w:val="28"/>
-          <w:szCs w:val="28"/>
-        </w:rPr>
-      </w:pPr>
-      <w:ins w:author="Ernesto Rodríguez" w:id="2" w:date="2022-06-24T10:24:52Z">
-        <w:r>
-          <w:rPr>
-            <w:rtl w:val="0"/>
-          </w:rPr>
-        </w:r>
-      </w:ins>
-    </w:p>
-    <w:p>
-      <w:pPr>
-        <w:ind w:left="0" w:firstLine="0"/>
-        <w:jc w:val="both"/>
-        <w:rPr>
-          <w:ins w:author="David Gómez Heredia" w:id="3" w:date="2022-09-12T16:46:21Z"/>
-          <w:sz w:val="28"/>
-          <w:szCs w:val="28"/>
-        </w:rPr>
-      </w:pPr>
-      <w:ins w:author="David Gómez Heredia" w:id="3" w:date="2022-09-12T16:46:21Z">
-        <w:commentRangeEnd w:id="3"/>
-        <w:r>
-          <w:commentReference w:id="3"/>
-        </w:r>
-        <w:r>
-          <w:rPr>
-            <w:sz w:val="28"/>
-            <w:szCs w:val="28"/>
-            <w:rtl w:val="0"/>
-          </w:rPr>
-          <w:t xml:space="preserve">San Marcelo no está. Es de Antonio Díaz. Va de la calle San Rufino a la calle Miguel Hernández</w:t>
-        </w:r>
-      </w:ins>
-    </w:p>
-    <w:p>
-      <w:pPr>
-        <w:ind w:left="0" w:firstLine="0"/>
-        <w:jc w:val="both"/>
-        <w:rPr>
-          <w:ins w:author="David Gómez Heredia" w:id="3" w:date="2022-09-12T16:46:21Z"/>
-          <w:sz w:val="28"/>
-          <w:szCs w:val="28"/>
-        </w:rPr>
-      </w:pPr>
-      <w:ins w:author="David Gómez Heredia" w:id="3" w:date="2022-09-12T16:46:21Z">
-        <w:r>
-          <w:rPr>
-            <w:rtl w:val="0"/>
-          </w:rPr>
-        </w:r>
-      </w:ins>
-    </w:p>
-    <w:p>
-      <w:pPr>
-        <w:ind w:left="0" w:firstLine="0"/>
-        <w:jc w:val="both"/>
-        <w:rPr>
-          <w:ins w:author="David Gómez Heredia" w:id="3" w:date="2022-09-12T16:46:21Z"/>
-          <w:sz w:val="28"/>
-          <w:szCs w:val="28"/>
-        </w:rPr>
-      </w:pPr>
-      <w:ins w:author="David Gómez Heredia" w:id="3" w:date="2022-09-12T16:46:21Z">
-        <w:r>
-          <w:rPr>
-            <w:sz w:val="28"/>
-            <w:szCs w:val="28"/>
-            <w:rtl w:val="0"/>
-          </w:rPr>
-          <w:t xml:space="preserve">Ver el parque de Nuestro Padre Jesús Nazareno</w:t>
-        </w:r>
-      </w:ins>
-    </w:p>
-    <w:p>
-      <w:pPr>
-        <w:ind w:left="0" w:firstLine="0"/>
-        <w:jc w:val="both"/>
-        <w:rPr>
-          <w:ins w:author="David Gómez Heredia" w:id="3" w:date="2022-09-12T16:46:21Z"/>
-          <w:sz w:val="28"/>
-          <w:szCs w:val="28"/>
-        </w:rPr>
-      </w:pPr>
-      <w:ins w:author="David Gómez Heredia" w:id="3" w:date="2022-09-12T16:46:21Z">
-        <w:r>
-          <w:rPr>
-            <w:rtl w:val="0"/>
-          </w:rPr>
-        </w:r>
-      </w:ins>
-    </w:p>
-    <w:p>
-      <w:pPr>
-        <w:ind w:left="0" w:firstLine="0"/>
-        <w:jc w:val="both"/>
-        <w:rPr>
-          <w:ins w:author="David Gómez Heredia" w:id="3" w:date="2022-09-12T16:46:21Z"/>
-          <w:sz w:val="28"/>
-          <w:szCs w:val="28"/>
-        </w:rPr>
-      </w:pPr>
-      <w:ins w:author="David Gómez Heredia" w:id="3" w:date="2022-09-12T16:46:21Z">
-        <w:r>
-          <w:rPr>
-            <w:sz w:val="28"/>
-            <w:szCs w:val="28"/>
-            <w:rtl w:val="0"/>
-          </w:rPr>
-          <w:t xml:space="preserve">En relación a la calle Guatemala, sobre el plano veo mejor entrar por la calle Eras de Santa Ana, Perú y giro a la izda para Guatemala, y ya encaras todo recto, porque si entras por la calle Venezuela, el giro a la izda. lo tienes bien pero el giro a la derecha está comprometido (esta opinión la he generado viendo google maps)</w:t>
-        </w:r>
-      </w:ins>
-    </w:p>
-    <w:p>
-      <w:pPr>
-        <w:ind w:left="0" w:firstLine="0"/>
         <w:jc w:val="both"/>
         <w:rPr>
           <w:sz w:val="28"/>
@@ -322,215 +82,6 @@
     </w:sectPr>
   </w:body>
 </w:document>
-</file>
-
-<file path=word/comments.xml><?xml version="1.0" encoding="utf-8"?>
-<w:comments xmlns:mc="http://schemas.openxmlformats.org/markup-compatibility/2006" xmlns:o="urn:schemas-microsoft-com:office:office" xmlns:r="http://schemas.openxmlformats.org/officeDocument/2006/relationships" xmlns:m="http://schemas.openxmlformats.org/officeDocument/2006/math" xmlns:v="urn:schemas-microsoft-com:vml" xmlns:wp="http://schemas.openxmlformats.org/drawingml/2006/wordprocessingDrawing" xmlns:w10="urn:schemas-microsoft-com:office:word" xmlns:w="http://schemas.openxmlformats.org/wordprocessingml/2006/main" xmlns:wne="http://schemas.microsoft.com/office/word/2006/wordml" xmlns:sl="http://schemas.openxmlformats.org/schemaLibrary/2006/main" xmlns:a="http://schemas.openxmlformats.org/drawingml/2006/main" xmlns:pic="http://schemas.openxmlformats.org/drawingml/2006/picture" xmlns:c="http://schemas.openxmlformats.org/drawingml/2006/chart" xmlns:lc="http://schemas.openxmlformats.org/drawingml/2006/lockedCanvas" xmlns:dgm="http://schemas.openxmlformats.org/drawingml/2006/diagram" xmlns:wps="http://schemas.microsoft.com/office/word/2010/wordprocessingShape" xmlns:wpg="http://schemas.microsoft.com/office/word/2010/wordprocessingGroup" xmlns:w14="http://schemas.microsoft.com/office/word/2010/wordml" xmlns:w15="http://schemas.microsoft.com/office/word/2012/wordml">
-  <w:comment w:author="Ernesto Rodríguez" w:id="3" w:date="2022-11-06T16:10:36Z">
-    <w:p>
-      <w:pPr>
-        <w:keepNext w:val="0"/>
-        <w:keepLines w:val="0"/>
-        <w:pageBreakBefore w:val="0"/>
-        <w:widowControl w:val="0"/>
-        <w:pBdr>
-          <w:top w:space="0" w:sz="0" w:val="nil"/>
-          <w:left w:space="0" w:sz="0" w:val="nil"/>
-          <w:bottom w:space="0" w:sz="0" w:val="nil"/>
-          <w:right w:space="0" w:sz="0" w:val="nil"/>
-          <w:between w:space="0" w:sz="0" w:val="nil"/>
-        </w:pBdr>
-        <w:shd w:fill="auto" w:val="clear"/>
-        <w:spacing w:after="0" w:before="0" w:line="240" w:lineRule="auto"/>
-        <w:ind w:left="0" w:right="0" w:firstLine="0"/>
-        <w:jc w:val="left"/>
-        <w:rPr>
-          <w:rFonts w:ascii="Arial" w:cs="Arial" w:eastAsia="Arial" w:hAnsi="Arial"/>
-          <w:b w:val="0"/>
-          <w:i w:val="0"/>
-          <w:smallCaps w:val="0"/>
-          <w:strike w:val="0"/>
-          <w:color w:val="000000"/>
-          <w:sz w:val="22"/>
-          <w:szCs w:val="22"/>
-          <w:u w:val="none"/>
-          <w:shd w:fill="auto" w:val="clear"/>
-          <w:vertAlign w:val="baseline"/>
-        </w:rPr>
-      </w:pPr>
-      <w:r>
-        <w:rPr>
-          <w:rFonts w:ascii="Arial" w:cs="Arial" w:eastAsia="Arial" w:hAnsi="Arial"/>
-          <w:b w:val="0"/>
-          <w:i w:val="0"/>
-          <w:smallCaps w:val="0"/>
-          <w:strike w:val="0"/>
-          <w:color w:val="000000"/>
-          <w:sz w:val="22"/>
-          <w:szCs w:val="22"/>
-          <w:u w:val="none"/>
-          <w:shd w:fill="auto" w:val="clear"/>
-          <w:vertAlign w:val="baseline"/>
-          <w:rtl w:val="0"/>
-        </w:rPr>
-        <w:t xml:space="preserve">@</w:t>
-      </w:r>
-    </w:p>
-  </w:comment>
-  <w:comment w:author="Valentín Díaz Muñoz" w:id="0" w:date="2022-06-17T10:11:22Z">
-    <w:p>
-      <w:pPr>
-        <w:keepNext w:val="0"/>
-        <w:keepLines w:val="0"/>
-        <w:pageBreakBefore w:val="0"/>
-        <w:widowControl w:val="0"/>
-        <w:pBdr>
-          <w:top w:space="0" w:sz="0" w:val="nil"/>
-          <w:left w:space="0" w:sz="0" w:val="nil"/>
-          <w:bottom w:space="0" w:sz="0" w:val="nil"/>
-          <w:right w:space="0" w:sz="0" w:val="nil"/>
-          <w:between w:space="0" w:sz="0" w:val="nil"/>
-        </w:pBdr>
-        <w:shd w:fill="auto" w:val="clear"/>
-        <w:spacing w:after="0" w:before="0" w:line="240" w:lineRule="auto"/>
-        <w:ind w:left="0" w:right="0" w:firstLine="0"/>
-        <w:jc w:val="left"/>
-        <w:rPr>
-          <w:rFonts w:ascii="Arial" w:cs="Arial" w:eastAsia="Arial" w:hAnsi="Arial"/>
-          <w:b w:val="0"/>
-          <w:i w:val="0"/>
-          <w:smallCaps w:val="0"/>
-          <w:strike w:val="0"/>
-          <w:color w:val="000000"/>
-          <w:sz w:val="22"/>
-          <w:szCs w:val="22"/>
-          <w:u w:val="none"/>
-          <w:shd w:fill="auto" w:val="clear"/>
-          <w:vertAlign w:val="baseline"/>
-        </w:rPr>
-      </w:pPr>
-      <w:r>
-        <w:rPr>
-          <w:rFonts w:ascii="Arial" w:cs="Arial" w:eastAsia="Arial" w:hAnsi="Arial"/>
-          <w:b w:val="0"/>
-          <w:i w:val="0"/>
-          <w:smallCaps w:val="0"/>
-          <w:strike w:val="0"/>
-          <w:color w:val="000000"/>
-          <w:sz w:val="22"/>
-          <w:szCs w:val="22"/>
-          <w:u w:val="none"/>
-          <w:shd w:fill="auto" w:val="clear"/>
-          <w:vertAlign w:val="baseline"/>
-          <w:rtl w:val="0"/>
-        </w:rPr>
-        <w:t xml:space="preserve">El esquema superior está mal, empieza en Plaza de San Juan, en vez de Juanito Valderrama,</w:t>
-      </w:r>
-    </w:p>
-  </w:comment>
-  <w:comment w:author="Valentín Díaz Muñoz" w:id="1" w:date="2022-06-17T10:18:38Z">
-    <w:p>
-      <w:pPr>
-        <w:keepNext w:val="0"/>
-        <w:keepLines w:val="0"/>
-        <w:pageBreakBefore w:val="0"/>
-        <w:widowControl w:val="0"/>
-        <w:pBdr>
-          <w:top w:space="0" w:sz="0" w:val="nil"/>
-          <w:left w:space="0" w:sz="0" w:val="nil"/>
-          <w:bottom w:space="0" w:sz="0" w:val="nil"/>
-          <w:right w:space="0" w:sz="0" w:val="nil"/>
-          <w:between w:space="0" w:sz="0" w:val="nil"/>
-        </w:pBdr>
-        <w:shd w:fill="auto" w:val="clear"/>
-        <w:spacing w:after="0" w:before="0" w:line="240" w:lineRule="auto"/>
-        <w:ind w:left="0" w:right="0" w:firstLine="0"/>
-        <w:jc w:val="left"/>
-        <w:rPr>
-          <w:rFonts w:ascii="Arial" w:cs="Arial" w:eastAsia="Arial" w:hAnsi="Arial"/>
-          <w:b w:val="0"/>
-          <w:i w:val="0"/>
-          <w:smallCaps w:val="0"/>
-          <w:strike w:val="0"/>
-          <w:color w:val="000000"/>
-          <w:sz w:val="22"/>
-          <w:szCs w:val="22"/>
-          <w:u w:val="none"/>
-          <w:shd w:fill="auto" w:val="clear"/>
-          <w:vertAlign w:val="baseline"/>
-        </w:rPr>
-      </w:pPr>
-      <w:r>
-        <w:rPr>
-          <w:rFonts w:ascii="Arial" w:cs="Arial" w:eastAsia="Arial" w:hAnsi="Arial"/>
-          <w:b w:val="0"/>
-          <w:i w:val="0"/>
-          <w:smallCaps w:val="0"/>
-          <w:strike w:val="0"/>
-          <w:color w:val="000000"/>
-          <w:sz w:val="22"/>
-          <w:szCs w:val="22"/>
-          <w:u w:val="none"/>
-          <w:shd w:fill="auto" w:val="clear"/>
-          <w:vertAlign w:val="baseline"/>
-          <w:rtl w:val="0"/>
-        </w:rPr>
-        <w:t xml:space="preserve">En la calle Cambio poner BUP por abajo en vez de Bul</w:t>
-      </w:r>
-    </w:p>
-  </w:comment>
-  <w:comment w:author="Valentín Díaz Muñoz" w:id="2" w:date="2022-06-17T10:18:47Z">
-    <w:p>
-      <w:pPr>
-        <w:keepNext w:val="0"/>
-        <w:keepLines w:val="0"/>
-        <w:pageBreakBefore w:val="0"/>
-        <w:widowControl w:val="0"/>
-        <w:pBdr>
-          <w:top w:space="0" w:sz="0" w:val="nil"/>
-          <w:left w:space="0" w:sz="0" w:val="nil"/>
-          <w:bottom w:space="0" w:sz="0" w:val="nil"/>
-          <w:right w:space="0" w:sz="0" w:val="nil"/>
-          <w:between w:space="0" w:sz="0" w:val="nil"/>
-        </w:pBdr>
-        <w:shd w:fill="auto" w:val="clear"/>
-        <w:spacing w:after="0" w:before="0" w:line="240" w:lineRule="auto"/>
-        <w:ind w:left="0" w:right="0" w:firstLine="0"/>
-        <w:jc w:val="left"/>
-        <w:rPr>
-          <w:rFonts w:ascii="Arial" w:cs="Arial" w:eastAsia="Arial" w:hAnsi="Arial"/>
-          <w:b w:val="0"/>
-          <w:i w:val="0"/>
-          <w:smallCaps w:val="0"/>
-          <w:strike w:val="0"/>
-          <w:color w:val="000000"/>
-          <w:sz w:val="22"/>
-          <w:szCs w:val="22"/>
-          <w:u w:val="none"/>
-          <w:shd w:fill="auto" w:val="clear"/>
-          <w:vertAlign w:val="baseline"/>
-        </w:rPr>
-      </w:pPr>
-      <w:r>
-        <w:rPr>
-          <w:rFonts w:ascii="Arial" w:cs="Arial" w:eastAsia="Arial" w:hAnsi="Arial"/>
-          <w:b w:val="0"/>
-          <w:i w:val="0"/>
-          <w:smallCaps w:val="0"/>
-          <w:strike w:val="0"/>
-          <w:color w:val="000000"/>
-          <w:sz w:val="22"/>
-          <w:szCs w:val="22"/>
-          <w:u w:val="none"/>
-          <w:shd w:fill="auto" w:val="clear"/>
-          <w:vertAlign w:val="baseline"/>
-          <w:rtl w:val="0"/>
-        </w:rPr>
-        <w:t xml:space="preserve">Cambil</w:t>
-      </w:r>
-    </w:p>
-  </w:comment>
-</w:comments>
 </file>
 
 <file path=word/numbering.xml><?xml version="1.0" encoding="utf-8"?>
